--- a/resume-scrubber/test_populator/populated_CV-047377 CV for Brittany Humphries.docx
+++ b/resume-scrubber/test_populator/populated_CV-047377 CV for Brittany Humphries.docx
@@ -458,7 +458,7 @@
                     <w:rStyle w:val="BodyTextChar"/>
                     <w:rFonts w:eastAsiaTheme="minorHAnsi"/>
                   </w:rPr>
-                  <w:t>Bachelor of Arts, Major in Social Anthropology, Minor in French, Dalhousie University</w:t>
+                  <w:t>Bachelor of Arts, Major in Social Anthropology, Minor in French, Dalhousie University | 2024</w:t>
                 </w:r>
               </w:p>
             </w:tc>
@@ -520,45 +520,7 @@
                     <w:b/>
                   </w:rPr>
                   <w:t>2023/11 – 2026/06/01Assistant Professor (Part-Time)
-Department of Health Research Methods, Evidence, and Impact
-McMaster University</w:t>
-                </w:r>
-              </w:p>
-              <w:p>
-                <w:pPr>
-                  <w:rPr>
-                    <w:rStyle w:val="ITCVBody"/>
-                  </w:rPr>
-                </w:pPr>
-                <w:r>
-                  <w:rPr>
-                    <w:rStyle w:val="ITCVBody"/>
-                    <w:sz w:val="22"/>
-                  </w:rPr>
-                  <w:tab/>
-                </w:r>
-                <w:r>
-                  <w:rPr>
-                    <w:rStyle w:val="ITCVBody"/>
-                  </w:rPr>
-                  <w:t/>
-                </w:r>
-              </w:p>
-              <w:p>
-                <w:pPr>
-                  <w:rPr>
-                    <w:rStyle w:val="ITCVBody"/>
-                    <w:sz w:val="22"/>
-                  </w:rPr>
-                </w:pPr>
-              </w:p>
-              <w:p>
-                <w:r>
-                  <w:rPr>
-                    <w:b/>
-                  </w:rPr>
-                  <w:t>2024/04 – 2026/06/01Associate Editor
-Value in Health Regional Issues</w:t>
+Department of Health Research Methods, Evidence, and Impact</w:t>
                 </w:r>
               </w:p>
               <w:p>
@@ -668,9 +630,7 @@
                   <w:rPr>
                     <w:b/>
                   </w:rPr>
-                  <w:t>2023/6 – 2026/03/01Research Coordinator
-Department of Health Research Methods, Evidence, and Impact
-McMaster University</w:t>
+                  <w:t>2023/6 – 2026/03/01Research Coordinator</w:t>
                 </w:r>
               </w:p>
               <w:p>
